--- a/work/assign2.docx
+++ b/work/assign2.docx
@@ -7,7 +7,7 @@
         <w:pStyle w:val="Title"/>
       </w:pPr>
       <w:r>
-        <w:t xml:space="preserve">Assignment 2</w:t>
+        <w:t xml:space="preserve">Assignment 2 - Final Project Identification</w:t>
       </w:r>
     </w:p>
     <w:p>
@@ -34,13 +34,13 @@
         <w:t xml:space="preserve">S2026</w:t>
       </w:r>
     </w:p>
-    <w:bookmarkStart w:id="20" w:name="overview"/>
+    <w:bookmarkStart w:id="21" w:name="instructions"/>
     <w:p>
       <w:pPr>
         <w:pStyle w:val="Heading2"/>
       </w:pPr>
       <w:r>
-        <w:t xml:space="preserve">Overview</w:t>
+        <w:t xml:space="preserve">Instructions</w:t>
       </w:r>
     </w:p>
     <w:p>
@@ -48,10 +48,159 @@
         <w:pStyle w:val="FirstParagraph"/>
       </w:pPr>
       <w:r>
-        <w:t xml:space="preserve">Nothing to see here yet</w:t>
-      </w:r>
-    </w:p>
-    <w:bookmarkEnd w:id="20"/>
+        <w:t xml:space="preserve">Submit a short (&lt;1 page) abstract for your final project. This abstract should include:</w:t>
+      </w:r>
+    </w:p>
+    <w:p>
+      <w:pPr>
+        <w:pStyle w:val="Compact"/>
+        <w:numPr>
+          <w:ilvl w:val="0"/>
+          <w:numId w:val="1001"/>
+        </w:numPr>
+      </w:pPr>
+      <w:r>
+        <w:t xml:space="preserve">The topic you are choosing. This includes both:</w:t>
+      </w:r>
+    </w:p>
+    <w:p>
+      <w:pPr>
+        <w:pStyle w:val="Compact"/>
+        <w:numPr>
+          <w:ilvl w:val="1"/>
+          <w:numId w:val="1002"/>
+        </w:numPr>
+      </w:pPr>
+      <w:r>
+        <w:t xml:space="preserve">An identification of topic 1, 2, 3, or 4 from the</w:t>
+      </w:r>
+      <w:r>
+        <w:t xml:space="preserve"> </w:t>
+      </w:r>
+      <w:hyperlink r:id="rId20">
+        <w:r>
+          <w:rPr>
+            <w:rStyle w:val="Hyperlink"/>
+          </w:rPr>
+          <w:t xml:space="preserve">final project</w:t>
+        </w:r>
+      </w:hyperlink>
+      <w:r>
+        <w:t xml:space="preserve"> </w:t>
+      </w:r>
+      <w:r>
+        <w:t xml:space="preserve">page.</w:t>
+      </w:r>
+    </w:p>
+    <w:p>
+      <w:pPr>
+        <w:pStyle w:val="Compact"/>
+        <w:numPr>
+          <w:ilvl w:val="1"/>
+          <w:numId w:val="1002"/>
+        </w:numPr>
+      </w:pPr>
+      <w:r>
+        <w:t xml:space="preserve">What subject within that topic you are choosing to work on for your project.</w:t>
+      </w:r>
+    </w:p>
+    <w:p>
+      <w:pPr>
+        <w:pStyle w:val="Compact"/>
+        <w:numPr>
+          <w:ilvl w:val="0"/>
+          <w:numId w:val="1000"/>
+        </w:numPr>
+      </w:pPr>
+      <w:r>
+        <w:t xml:space="preserve">Subjects within topics can be refined a little between identification and final project - I’m not looking for a final definitive exact topic identifcation for this assignment; I’m just looking for the overall field or subject you’re focused on along with a little context.</w:t>
+      </w:r>
+    </w:p>
+    <w:p>
+      <w:pPr>
+        <w:pStyle w:val="Compact"/>
+        <w:numPr>
+          <w:ilvl w:val="0"/>
+          <w:numId w:val="1001"/>
+        </w:numPr>
+      </w:pPr>
+      <w:r>
+        <w:t xml:space="preserve">Four citations for sources (from outside of class) that will begin informing your project.</w:t>
+      </w:r>
+    </w:p>
+    <w:p>
+      <w:pPr>
+        <w:pStyle w:val="Compact"/>
+        <w:numPr>
+          <w:ilvl w:val="0"/>
+          <w:numId w:val="1001"/>
+        </w:numPr>
+      </w:pPr>
+      <w:r>
+        <w:t xml:space="preserve">Who you are working on your project with (if anyone).</w:t>
+      </w:r>
+    </w:p>
+    <w:p>
+      <w:pPr>
+        <w:pStyle w:val="FirstParagraph"/>
+      </w:pPr>
+      <w:r>
+        <w:t xml:space="preserve">I strongly recommend meeting with me before submitting your project to talk it through.</w:t>
+      </w:r>
+    </w:p>
+    <w:bookmarkEnd w:id="21"/>
+    <w:bookmarkStart w:id="22" w:name="submission"/>
+    <w:p>
+      <w:pPr>
+        <w:pStyle w:val="Heading2"/>
+      </w:pPr>
+      <w:r>
+        <w:t xml:space="preserve">Submission</w:t>
+      </w:r>
+    </w:p>
+    <w:p>
+      <w:pPr>
+        <w:pStyle w:val="FirstParagraph"/>
+      </w:pPr>
+      <w:r>
+        <w:t xml:space="preserve">Each member of a group must submit their work independently (even though the content and files will be the same).</w:t>
+      </w:r>
+    </w:p>
+    <w:bookmarkEnd w:id="22"/>
+    <w:bookmarkStart w:id="23" w:name="deadline"/>
+    <w:p>
+      <w:pPr>
+        <w:pStyle w:val="Heading2"/>
+      </w:pPr>
+      <w:r>
+        <w:t xml:space="preserve">Deadline</w:t>
+      </w:r>
+    </w:p>
+    <w:p>
+      <w:pPr>
+        <w:pStyle w:val="FirstParagraph"/>
+      </w:pPr>
+      <w:r>
+        <w:t xml:space="preserve">This assignment is due</w:t>
+      </w:r>
+      <w:r>
+        <w:t xml:space="preserve"> </w:t>
+      </w:r>
+      <w:r>
+        <w:rPr>
+          <w:b/>
+          <w:bCs/>
+        </w:rPr>
+        <w:t xml:space="preserve">March 26</w:t>
+      </w:r>
+      <w:r>
+        <w:t xml:space="preserve"> </w:t>
+      </w:r>
+      <w:r>
+        <w:t xml:space="preserve">(Week 10.2) to Blackboard as a PDF.</w:t>
+      </w:r>
+    </w:p>
+    <w:bookmarkEnd w:id="23"/>
     <w:sectPr>
       <w:footnotePr>
         <w:numRestart w:val="eachSect"/>
@@ -162,8 +311,229 @@
       </w:pPr>
     </w:lvl>
   </w:abstractNum>
+  <w:abstractNum w:abstractNumId="99411">
+    <w:nsid w:val="00A99411"/>
+    <w:multiLevelType w:val="multilevel"/>
+    <w:lvl w:ilvl="0">
+      <w:start w:val="1"/>
+      <w:numFmt w:val="decimal"/>
+      <w:lvlText w:val="%1."/>
+      <w:lvlJc w:val="left"/>
+      <w:pPr>
+        <w:ind w:left="720" w:hanging="360"/>
+      </w:pPr>
+    </w:lvl>
+    <w:lvl w:ilvl="1">
+      <w:start w:val="1"/>
+      <w:numFmt w:val="decimal"/>
+      <w:lvlText w:val="%2."/>
+      <w:lvlJc w:val="left"/>
+      <w:pPr>
+        <w:ind w:left="1440" w:hanging="360"/>
+      </w:pPr>
+    </w:lvl>
+    <w:lvl w:ilvl="2">
+      <w:start w:val="1"/>
+      <w:numFmt w:val="decimal"/>
+      <w:lvlText w:val="%3."/>
+      <w:lvlJc w:val="left"/>
+      <w:pPr>
+        <w:ind w:left="2160" w:hanging="360"/>
+      </w:pPr>
+    </w:lvl>
+    <w:lvl w:ilvl="3">
+      <w:start w:val="1"/>
+      <w:numFmt w:val="decimal"/>
+      <w:lvlText w:val="%4."/>
+      <w:lvlJc w:val="left"/>
+      <w:pPr>
+        <w:ind w:left="2880" w:hanging="360"/>
+      </w:pPr>
+    </w:lvl>
+    <w:lvl w:ilvl="4">
+      <w:start w:val="1"/>
+      <w:numFmt w:val="decimal"/>
+      <w:lvlText w:val="%5."/>
+      <w:lvlJc w:val="left"/>
+      <w:pPr>
+        <w:ind w:left="3600" w:hanging="360"/>
+      </w:pPr>
+    </w:lvl>
+    <w:lvl w:ilvl="5">
+      <w:start w:val="1"/>
+      <w:numFmt w:val="decimal"/>
+      <w:lvlText w:val="%6."/>
+      <w:lvlJc w:val="left"/>
+      <w:pPr>
+        <w:ind w:left="4320" w:hanging="360"/>
+      </w:pPr>
+    </w:lvl>
+    <w:lvl w:ilvl="6">
+      <w:start w:val="1"/>
+      <w:numFmt w:val="decimal"/>
+      <w:lvlText w:val="%7."/>
+      <w:lvlJc w:val="left"/>
+      <w:pPr>
+        <w:ind w:left="5040" w:hanging="360"/>
+      </w:pPr>
+    </w:lvl>
+    <w:lvl w:ilvl="7">
+      <w:start w:val="1"/>
+      <w:numFmt w:val="decimal"/>
+      <w:lvlText w:val="%8."/>
+      <w:lvlJc w:val="left"/>
+      <w:pPr>
+        <w:ind w:left="5760" w:hanging="360"/>
+      </w:pPr>
+    </w:lvl>
+    <w:lvl w:ilvl="8">
+      <w:start w:val="1"/>
+      <w:numFmt w:val="decimal"/>
+      <w:lvlText w:val="%9."/>
+      <w:lvlJc w:val="left"/>
+      <w:pPr>
+        <w:ind w:left="6480" w:hanging="360"/>
+      </w:pPr>
+    </w:lvl>
+  </w:abstractNum>
+  <w:abstractNum w:abstractNumId="991">
+    <w:nsid w:val="0000A991"/>
+    <w:multiLevelType w:val="multilevel"/>
+    <w:lvl w:ilvl="0">
+      <w:numFmt w:val="bullet"/>
+      <w:lvlText w:val=""/>
+      <w:lvlJc w:val="left"/>
+      <w:pPr>
+        <w:ind w:left="720" w:hanging="360"/>
+      </w:pPr>
+      <w:rPr>
+        <w:rFonts w:ascii="Symbol" w:hAnsi="Symbol" w:cs="Symbol" w:hint="default"/>
+      </w:rPr>
+    </w:lvl>
+    <w:lvl w:ilvl="1">
+      <w:numFmt w:val="bullet"/>
+      <w:lvlText w:val="o"/>
+      <w:lvlJc w:val="left"/>
+      <w:pPr>
+        <w:ind w:left="1440" w:hanging="360"/>
+      </w:pPr>
+      <w:rPr>
+        <w:rFonts w:ascii="Courier New" w:hAnsi="Courier New" w:cs="Courier New" w:hint="default"/>
+      </w:rPr>
+    </w:lvl>
+    <w:lvl w:ilvl="2">
+      <w:numFmt w:val="bullet"/>
+      <w:lvlText w:val=""/>
+      <w:lvlJc w:val="left"/>
+      <w:pPr>
+        <w:ind w:left="2160" w:hanging="360"/>
+      </w:pPr>
+      <w:rPr>
+        <w:rFonts w:ascii="Wingdings" w:hAnsi="Wingdings" w:cs="Wingdings" w:hint="default"/>
+      </w:rPr>
+    </w:lvl>
+    <w:lvl w:ilvl="3">
+      <w:numFmt w:val="bullet"/>
+      <w:lvlText w:val=""/>
+      <w:lvlJc w:val="left"/>
+      <w:pPr>
+        <w:ind w:left="2880" w:hanging="360"/>
+      </w:pPr>
+      <w:rPr>
+        <w:rFonts w:ascii="Symbol" w:hAnsi="Symbol" w:cs="Symbol" w:hint="default"/>
+      </w:rPr>
+    </w:lvl>
+    <w:lvl w:ilvl="4">
+      <w:numFmt w:val="bullet"/>
+      <w:lvlText w:val="o"/>
+      <w:lvlJc w:val="left"/>
+      <w:pPr>
+        <w:ind w:left="3600" w:hanging="360"/>
+      </w:pPr>
+      <w:rPr>
+        <w:rFonts w:ascii="Courier New" w:hAnsi="Courier New" w:cs="Courier New" w:hint="default"/>
+      </w:rPr>
+    </w:lvl>
+    <w:lvl w:ilvl="5">
+      <w:numFmt w:val="bullet"/>
+      <w:lvlText w:val=""/>
+      <w:lvlJc w:val="left"/>
+      <w:pPr>
+        <w:ind w:left="4320" w:hanging="360"/>
+      </w:pPr>
+      <w:rPr>
+        <w:rFonts w:ascii="Wingdings" w:hAnsi="Wingdings" w:cs="Wingdings" w:hint="default"/>
+      </w:rPr>
+    </w:lvl>
+    <w:lvl w:ilvl="6">
+      <w:numFmt w:val="bullet"/>
+      <w:lvlText w:val=""/>
+      <w:lvlJc w:val="left"/>
+      <w:pPr>
+        <w:ind w:left="5040" w:hanging="360"/>
+      </w:pPr>
+      <w:rPr>
+        <w:rFonts w:ascii="Symbol" w:hAnsi="Symbol" w:cs="Symbol" w:hint="default"/>
+      </w:rPr>
+    </w:lvl>
+    <w:lvl w:ilvl="7">
+      <w:numFmt w:val="bullet"/>
+      <w:lvlText w:val="o"/>
+      <w:lvlJc w:val="left"/>
+      <w:pPr>
+        <w:ind w:left="5760" w:hanging="360"/>
+      </w:pPr>
+      <w:rPr>
+        <w:rFonts w:ascii="Courier New" w:hAnsi="Courier New" w:cs="Courier New" w:hint="default"/>
+      </w:rPr>
+    </w:lvl>
+    <w:lvl w:ilvl="8">
+      <w:numFmt w:val="bullet"/>
+      <w:lvlText w:val=""/>
+      <w:lvlJc w:val="left"/>
+      <w:pPr>
+        <w:ind w:left="6480" w:hanging="360"/>
+      </w:pPr>
+      <w:rPr>
+        <w:rFonts w:ascii="Wingdings" w:hAnsi="Wingdings" w:cs="Wingdings" w:hint="default"/>
+      </w:rPr>
+    </w:lvl>
+  </w:abstractNum>
   <w:num w:numId="1000">
     <w:abstractNumId w:val="990"/>
+  </w:num>
+  <w:num w:numId="1001">
+    <w:abstractNumId w:val="99411"/>
+    <w:lvlOverride w:ilvl="0">
+      <w:startOverride w:val="1"/>
+    </w:lvlOverride>
+    <w:lvlOverride w:ilvl="1">
+      <w:startOverride w:val="1"/>
+    </w:lvlOverride>
+    <w:lvlOverride w:ilvl="2">
+      <w:startOverride w:val="1"/>
+    </w:lvlOverride>
+    <w:lvlOverride w:ilvl="3">
+      <w:startOverride w:val="1"/>
+    </w:lvlOverride>
+    <w:lvlOverride w:ilvl="4">
+      <w:startOverride w:val="1"/>
+    </w:lvlOverride>
+    <w:lvlOverride w:ilvl="5">
+      <w:startOverride w:val="1"/>
+    </w:lvlOverride>
+    <w:lvlOverride w:ilvl="6">
+      <w:startOverride w:val="1"/>
+    </w:lvlOverride>
+    <w:lvlOverride w:ilvl="7">
+      <w:startOverride w:val="1"/>
+    </w:lvlOverride>
+    <w:lvlOverride w:ilvl="8">
+      <w:startOverride w:val="1"/>
+    </w:lvlOverride>
+  </w:num>
+  <w:num w:numId="1002">
+    <w:abstractNumId w:val="991"/>
   </w:num>
 </w:numbering>
 </file>

--- a/work/assign2.docx
+++ b/work/assign2.docx
@@ -34,7 +34,7 @@
         <w:t xml:space="preserve">S2026</w:t>
       </w:r>
     </w:p>
-    <w:bookmarkStart w:id="21" w:name="instructions"/>
+    <w:bookmarkStart w:id="10" w:name="instructions"/>
     <w:p>
       <w:pPr>
         <w:pStyle w:val="Heading2"/>
@@ -77,7 +77,7 @@
       <w:r>
         <w:t xml:space="preserve"> </w:t>
       </w:r>
-      <w:hyperlink r:id="rId20">
+      <w:hyperlink r:id="rId9">
         <w:r>
           <w:rPr>
             <w:rStyle w:val="Hyperlink"/>
@@ -148,8 +148,8 @@
         <w:t xml:space="preserve">I strongly recommend meeting with me before submitting your project to talk it through.</w:t>
       </w:r>
     </w:p>
-    <w:bookmarkEnd w:id="21"/>
-    <w:bookmarkStart w:id="22" w:name="submission"/>
+    <w:bookmarkEnd w:id="10"/>
+    <w:bookmarkStart w:id="11" w:name="submission"/>
     <w:p>
       <w:pPr>
         <w:pStyle w:val="Heading2"/>
@@ -166,8 +166,8 @@
         <w:t xml:space="preserve">Each member of a group must submit their work independently (even though the content and files will be the same).</w:t>
       </w:r>
     </w:p>
-    <w:bookmarkEnd w:id="22"/>
-    <w:bookmarkStart w:id="23" w:name="deadline"/>
+    <w:bookmarkEnd w:id="11"/>
+    <w:bookmarkStart w:id="12" w:name="deadline"/>
     <w:p>
       <w:pPr>
         <w:pStyle w:val="Heading2"/>
@@ -200,7 +200,7 @@
         <w:t xml:space="preserve">(Week 10.2) to Blackboard as a PDF.</w:t>
       </w:r>
     </w:p>
-    <w:bookmarkEnd w:id="23"/>
+    <w:bookmarkEnd w:id="12"/>
     <w:sectPr>
       <w:footnotePr>
         <w:numRestart w:val="eachSect"/>
@@ -543,10 +543,10 @@
   <w:docDefaults>
     <w:rPrDefault>
       <w:rPr>
-        <w:rFonts w:asciiTheme="minorHAnsi" w:cstheme="minorBidi" w:eastAsiaTheme="minorHAnsi" w:hAnsiTheme="minorHAnsi"/>
+        <w:rFonts w:asciiTheme="minorHAnsi" w:cstheme="minorBidi" w:eastAsiaTheme="minorEastAsia" w:hAnsiTheme="minorHAnsi"/>
         <w:sz w:val="24"/>
         <w:szCs w:val="24"/>
-        <w:lang w:bidi="ar-SA" w:eastAsia="en-US" w:val="en-US"/>
+        <w:lang w:bidi="ar-SA" w:eastAsia="zh-CN" w:val="en-US"/>
       </w:rPr>
     </w:rPrDefault>
     <w:pPrDefault>
@@ -1087,13 +1087,6 @@
       </w:tblCellMar>
     </w:tblPr>
     <w:tblStylePr w:type="firstRow">
-      <w:tblPr>
-        <w:jc w:val="left"/>
-        <w:tblInd w:type="dxa" w:w="0"/>
-      </w:tblPr>
-      <w:trPr>
-        <w:jc w:val="left"/>
-      </w:trPr>
       <w:tcPr>
         <w:tcBorders>
           <w:bottom w:val="single"/>

--- a/work/assign2.docx
+++ b/work/assign2.docx
@@ -113,7 +113,7 @@
         </w:numPr>
       </w:pPr>
       <w:r>
-        <w:t xml:space="preserve">Subjects within topics can be refined a little between identification and final project - I’m not looking for a final definitive exact topic identifcation for this assignment; I’m just looking for the overall field or subject you’re focused on along with a little context.</w:t>
+        <w:t xml:space="preserve">Subjects within topics can be refined a little between identification and final project - I’m not looking for a final definitive exact topic identification for this assignment; I’m just looking for the overall field or subject you’re focused on along with a little context.</w:t>
       </w:r>
     </w:p>
     <w:p>
